--- a/Course/2 Component 2 - Algorithms and Programming/2.3 Algorithms/00 Topic Resources/7 Topic Mini-Paper (typeable).docx
+++ b/Course/2 Component 2 - Algorithms and Programming/2.3 Algorithms/00 Topic Resources/7 Topic Mini-Paper (typeable).docx
@@ -74,30 +74,32 @@
         <w:t xml:space="preserve"> and explain why constant factors and lower-order terms are ignored.</w:t>
       </w:r>
     </w:p>
-    <w:p>
-      <w:pPr>
-        <w:spacing w:before="260"/>
-        <w:pBdr>
-          <w:bottom w:val="single" w:sz="4" w:space="1" w:color="AAB4C0"/>
-        </w:pBdr>
-      </w:pPr>
-    </w:p>
-    <w:p>
-      <w:pPr>
-        <w:spacing w:before="260"/>
-        <w:pBdr>
-          <w:bottom w:val="single" w:sz="4" w:space="1" w:color="AAB4C0"/>
-        </w:pBdr>
-      </w:pPr>
-    </w:p>
-    <w:p>
-      <w:pPr>
-        <w:spacing w:before="260"/>
-        <w:pBdr>
-          <w:bottom w:val="single" w:sz="4" w:space="1" w:color="AAB4C0"/>
-        </w:pBdr>
-      </w:pPr>
-    </w:p>
+    <w:tbl>
+      <w:tblPr>
+        <w:tblStyle w:val="TableGrid"/>
+        <w:tblW w:type="auto" w:w="0"/>
+        <w:tblLook w:firstColumn="1" w:firstRow="1" w:lastColumn="0" w:lastRow="0" w:noHBand="0" w:noVBand="1" w:val="04A0"/>
+      </w:tblPr>
+      <w:tblGrid>
+        <w:gridCol w:w="8640"/>
+      </w:tblGrid>
+      <w:tr>
+        <w:trPr>
+          <w:trHeight w:val="1020" w:hRule="atLeast"/>
+        </w:trPr>
+        <w:tc>
+          <w:tcPr>
+            <w:tcW w:type="dxa" w:w="8640"/>
+          </w:tcPr>
+          <w:p>
+            <w:pPr>
+              <w:spacing w:before="40"/>
+            </w:pPr>
+          </w:p>
+        </w:tc>
+      </w:tr>
+    </w:tbl>
+    <w:p/>
     <w:p>
       <w:r>
         <w:rPr>
@@ -114,38 +116,32 @@
         <w:t xml:space="preserve"> State the worst-case time complexity of each of the following, using Big O notation:</w:t>
       </w:r>
     </w:p>
-    <w:p>
-      <w:pPr>
-        <w:spacing w:before="260"/>
-        <w:pBdr>
-          <w:bottom w:val="single" w:sz="4" w:space="1" w:color="AAB4C0"/>
-        </w:pBdr>
-      </w:pPr>
-    </w:p>
-    <w:p>
-      <w:pPr>
-        <w:spacing w:before="260"/>
-        <w:pBdr>
-          <w:bottom w:val="single" w:sz="4" w:space="1" w:color="AAB4C0"/>
-        </w:pBdr>
-      </w:pPr>
-    </w:p>
-    <w:p>
-      <w:pPr>
-        <w:spacing w:before="260"/>
-        <w:pBdr>
-          <w:bottom w:val="single" w:sz="4" w:space="1" w:color="AAB4C0"/>
-        </w:pBdr>
-      </w:pPr>
-    </w:p>
-    <w:p>
-      <w:pPr>
-        <w:spacing w:before="260"/>
-        <w:pBdr>
-          <w:bottom w:val="single" w:sz="4" w:space="1" w:color="AAB4C0"/>
-        </w:pBdr>
-      </w:pPr>
-    </w:p>
+    <w:tbl>
+      <w:tblPr>
+        <w:tblStyle w:val="TableGrid"/>
+        <w:tblW w:type="auto" w:w="0"/>
+        <w:tblLook w:firstColumn="1" w:firstRow="1" w:lastColumn="0" w:lastRow="0" w:noHBand="0" w:noVBand="1" w:val="04A0"/>
+      </w:tblPr>
+      <w:tblGrid>
+        <w:gridCol w:w="8640"/>
+      </w:tblGrid>
+      <w:tr>
+        <w:trPr>
+          <w:trHeight w:val="1360" w:hRule="atLeast"/>
+        </w:trPr>
+        <w:tc>
+          <w:tcPr>
+            <w:tcW w:type="dxa" w:w="8640"/>
+          </w:tcPr>
+          <w:p>
+            <w:pPr>
+              <w:spacing w:before="40"/>
+            </w:pPr>
+          </w:p>
+        </w:tc>
+      </w:tr>
+    </w:tbl>
+    <w:p/>
     <w:p>
       <w:r>
         <w:rPr>
@@ -247,62 +243,32 @@
         <w:t>.</w:t>
       </w:r>
     </w:p>
-    <w:p>
-      <w:pPr>
-        <w:spacing w:before="260"/>
-        <w:pBdr>
-          <w:bottom w:val="single" w:sz="4" w:space="1" w:color="AAB4C0"/>
-        </w:pBdr>
-      </w:pPr>
-    </w:p>
-    <w:p>
-      <w:pPr>
-        <w:spacing w:before="260"/>
-        <w:pBdr>
-          <w:bottom w:val="single" w:sz="4" w:space="1" w:color="AAB4C0"/>
-        </w:pBdr>
-      </w:pPr>
-    </w:p>
-    <w:p>
-      <w:pPr>
-        <w:spacing w:before="260"/>
-        <w:pBdr>
-          <w:bottom w:val="single" w:sz="4" w:space="1" w:color="AAB4C0"/>
-        </w:pBdr>
-      </w:pPr>
-    </w:p>
-    <w:p>
-      <w:pPr>
-        <w:spacing w:before="260"/>
-        <w:pBdr>
-          <w:bottom w:val="single" w:sz="4" w:space="1" w:color="AAB4C0"/>
-        </w:pBdr>
-      </w:pPr>
-    </w:p>
-    <w:p>
-      <w:pPr>
-        <w:spacing w:before="260"/>
-        <w:pBdr>
-          <w:bottom w:val="single" w:sz="4" w:space="1" w:color="AAB4C0"/>
-        </w:pBdr>
-      </w:pPr>
-    </w:p>
-    <w:p>
-      <w:pPr>
-        <w:spacing w:before="260"/>
-        <w:pBdr>
-          <w:bottom w:val="single" w:sz="4" w:space="1" w:color="AAB4C0"/>
-        </w:pBdr>
-      </w:pPr>
-    </w:p>
-    <w:p>
-      <w:pPr>
-        <w:spacing w:before="260"/>
-        <w:pBdr>
-          <w:bottom w:val="single" w:sz="4" w:space="1" w:color="AAB4C0"/>
-        </w:pBdr>
-      </w:pPr>
-    </w:p>
+    <w:tbl>
+      <w:tblPr>
+        <w:tblStyle w:val="TableGrid"/>
+        <w:tblW w:type="auto" w:w="0"/>
+        <w:tblLook w:firstColumn="1" w:firstRow="1" w:lastColumn="0" w:lastRow="0" w:noHBand="0" w:noVBand="1" w:val="04A0"/>
+      </w:tblPr>
+      <w:tblGrid>
+        <w:gridCol w:w="8640"/>
+      </w:tblGrid>
+      <w:tr>
+        <w:trPr>
+          <w:trHeight w:val="2380" w:hRule="atLeast"/>
+        </w:trPr>
+        <w:tc>
+          <w:tcPr>
+            <w:tcW w:type="dxa" w:w="8640"/>
+          </w:tcPr>
+          <w:p>
+            <w:pPr>
+              <w:spacing w:before="40"/>
+            </w:pPr>
+          </w:p>
+        </w:tc>
+      </w:tr>
+    </w:tbl>
+    <w:p/>
     <w:p>
       <w:r>
         <w:rPr>
@@ -347,54 +313,32 @@
         <w:t xml:space="preserve"> in the sorted list below (indices 0–6):</w:t>
       </w:r>
     </w:p>
-    <w:p>
-      <w:pPr>
-        <w:spacing w:before="260"/>
-        <w:pBdr>
-          <w:bottom w:val="single" w:sz="4" w:space="1" w:color="AAB4C0"/>
-        </w:pBdr>
-      </w:pPr>
-    </w:p>
-    <w:p>
-      <w:pPr>
-        <w:spacing w:before="260"/>
-        <w:pBdr>
-          <w:bottom w:val="single" w:sz="4" w:space="1" w:color="AAB4C0"/>
-        </w:pBdr>
-      </w:pPr>
-    </w:p>
-    <w:p>
-      <w:pPr>
-        <w:spacing w:before="260"/>
-        <w:pBdr>
-          <w:bottom w:val="single" w:sz="4" w:space="1" w:color="AAB4C0"/>
-        </w:pBdr>
-      </w:pPr>
-    </w:p>
-    <w:p>
-      <w:pPr>
-        <w:spacing w:before="260"/>
-        <w:pBdr>
-          <w:bottom w:val="single" w:sz="4" w:space="1" w:color="AAB4C0"/>
-        </w:pBdr>
-      </w:pPr>
-    </w:p>
-    <w:p>
-      <w:pPr>
-        <w:spacing w:before="260"/>
-        <w:pBdr>
-          <w:bottom w:val="single" w:sz="4" w:space="1" w:color="AAB4C0"/>
-        </w:pBdr>
-      </w:pPr>
-    </w:p>
-    <w:p>
-      <w:pPr>
-        <w:spacing w:before="260"/>
-        <w:pBdr>
-          <w:bottom w:val="single" w:sz="4" w:space="1" w:color="AAB4C0"/>
-        </w:pBdr>
-      </w:pPr>
-    </w:p>
+    <w:tbl>
+      <w:tblPr>
+        <w:tblStyle w:val="TableGrid"/>
+        <w:tblW w:type="auto" w:w="0"/>
+        <w:tblLook w:firstColumn="1" w:firstRow="1" w:lastColumn="0" w:lastRow="0" w:noHBand="0" w:noVBand="1" w:val="04A0"/>
+      </w:tblPr>
+      <w:tblGrid>
+        <w:gridCol w:w="8640"/>
+      </w:tblGrid>
+      <w:tr>
+        <w:trPr>
+          <w:trHeight w:val="2040" w:hRule="atLeast"/>
+        </w:trPr>
+        <w:tc>
+          <w:tcPr>
+            <w:tcW w:type="dxa" w:w="8640"/>
+          </w:tcPr>
+          <w:p>
+            <w:pPr>
+              <w:spacing w:before="40"/>
+            </w:pPr>
+          </w:p>
+        </w:tc>
+      </w:tr>
+    </w:tbl>
+    <w:p/>
     <w:p>
       <w:pPr>
         <w:shd w:fill="F2F2F2"/>
@@ -498,54 +442,32 @@
         <w:t xml:space="preserve"> A program uses a nested loop in which an outer loop runs n times and, for each outer iteration, an inner loop runs up to n times.</w:t>
       </w:r>
     </w:p>
-    <w:p>
-      <w:pPr>
-        <w:spacing w:before="260"/>
-        <w:pBdr>
-          <w:bottom w:val="single" w:sz="4" w:space="1" w:color="AAB4C0"/>
-        </w:pBdr>
-      </w:pPr>
-    </w:p>
-    <w:p>
-      <w:pPr>
-        <w:spacing w:before="260"/>
-        <w:pBdr>
-          <w:bottom w:val="single" w:sz="4" w:space="1" w:color="AAB4C0"/>
-        </w:pBdr>
-      </w:pPr>
-    </w:p>
-    <w:p>
-      <w:pPr>
-        <w:spacing w:before="260"/>
-        <w:pBdr>
-          <w:bottom w:val="single" w:sz="4" w:space="1" w:color="AAB4C0"/>
-        </w:pBdr>
-      </w:pPr>
-    </w:p>
-    <w:p>
-      <w:pPr>
-        <w:spacing w:before="260"/>
-        <w:pBdr>
-          <w:bottom w:val="single" w:sz="4" w:space="1" w:color="AAB4C0"/>
-        </w:pBdr>
-      </w:pPr>
-    </w:p>
-    <w:p>
-      <w:pPr>
-        <w:spacing w:before="260"/>
-        <w:pBdr>
-          <w:bottom w:val="single" w:sz="4" w:space="1" w:color="AAB4C0"/>
-        </w:pBdr>
-      </w:pPr>
-    </w:p>
-    <w:p>
-      <w:pPr>
-        <w:spacing w:before="260"/>
-        <w:pBdr>
-          <w:bottom w:val="single" w:sz="4" w:space="1" w:color="AAB4C0"/>
-        </w:pBdr>
-      </w:pPr>
-    </w:p>
+    <w:tbl>
+      <w:tblPr>
+        <w:tblStyle w:val="TableGrid"/>
+        <w:tblW w:type="auto" w:w="0"/>
+        <w:tblLook w:firstColumn="1" w:firstRow="1" w:lastColumn="0" w:lastRow="0" w:noHBand="0" w:noVBand="1" w:val="04A0"/>
+      </w:tblPr>
+      <w:tblGrid>
+        <w:gridCol w:w="8640"/>
+      </w:tblGrid>
+      <w:tr>
+        <w:trPr>
+          <w:trHeight w:val="2040" w:hRule="atLeast"/>
+        </w:trPr>
+        <w:tc>
+          <w:tcPr>
+            <w:tcW w:type="dxa" w:w="8640"/>
+          </w:tcPr>
+          <w:p>
+            <w:pPr>
+              <w:spacing w:before="40"/>
+            </w:pPr>
+          </w:p>
+        </w:tc>
+      </w:tr>
+    </w:tbl>
+    <w:p/>
     <w:p>
       <w:r>
         <w:rPr>
@@ -562,22 +484,32 @@
         <w:t>[1]</w:t>
       </w:r>
     </w:p>
-    <w:p>
-      <w:pPr>
-        <w:spacing w:before="260"/>
-        <w:pBdr>
-          <w:bottom w:val="single" w:sz="4" w:space="1" w:color="AAB4C0"/>
-        </w:pBdr>
-      </w:pPr>
-    </w:p>
-    <w:p>
-      <w:pPr>
-        <w:spacing w:before="260"/>
-        <w:pBdr>
-          <w:bottom w:val="single" w:sz="4" w:space="1" w:color="AAB4C0"/>
-        </w:pBdr>
-      </w:pPr>
-    </w:p>
+    <w:tbl>
+      <w:tblPr>
+        <w:tblStyle w:val="TableGrid"/>
+        <w:tblW w:type="auto" w:w="0"/>
+        <w:tblLook w:firstColumn="1" w:firstRow="1" w:lastColumn="0" w:lastRow="0" w:noHBand="0" w:noVBand="1" w:val="04A0"/>
+      </w:tblPr>
+      <w:tblGrid>
+        <w:gridCol w:w="8640"/>
+      </w:tblGrid>
+      <w:tr>
+        <w:trPr>
+          <w:trHeight w:val="680" w:hRule="atLeast"/>
+        </w:trPr>
+        <w:tc>
+          <w:tcPr>
+            <w:tcW w:type="dxa" w:w="8640"/>
+          </w:tcPr>
+          <w:p>
+            <w:pPr>
+              <w:spacing w:before="40"/>
+            </w:pPr>
+          </w:p>
+        </w:tc>
+      </w:tr>
+    </w:tbl>
+    <w:p/>
     <w:p>
       <w:r>
         <w:rPr>
@@ -594,30 +526,32 @@
         <w:t>[2]</w:t>
       </w:r>
     </w:p>
-    <w:p>
-      <w:pPr>
-        <w:spacing w:before="260"/>
-        <w:pBdr>
-          <w:bottom w:val="single" w:sz="4" w:space="1" w:color="AAB4C0"/>
-        </w:pBdr>
-      </w:pPr>
-    </w:p>
-    <w:p>
-      <w:pPr>
-        <w:spacing w:before="260"/>
-        <w:pBdr>
-          <w:bottom w:val="single" w:sz="4" w:space="1" w:color="AAB4C0"/>
-        </w:pBdr>
-      </w:pPr>
-    </w:p>
-    <w:p>
-      <w:pPr>
-        <w:spacing w:before="260"/>
-        <w:pBdr>
-          <w:bottom w:val="single" w:sz="4" w:space="1" w:color="AAB4C0"/>
-        </w:pBdr>
-      </w:pPr>
-    </w:p>
+    <w:tbl>
+      <w:tblPr>
+        <w:tblStyle w:val="TableGrid"/>
+        <w:tblW w:type="auto" w:w="0"/>
+        <w:tblLook w:firstColumn="1" w:firstRow="1" w:lastColumn="0" w:lastRow="0" w:noHBand="0" w:noVBand="1" w:val="04A0"/>
+      </w:tblPr>
+      <w:tblGrid>
+        <w:gridCol w:w="8640"/>
+      </w:tblGrid>
+      <w:tr>
+        <w:trPr>
+          <w:trHeight w:val="1020" w:hRule="atLeast"/>
+        </w:trPr>
+        <w:tc>
+          <w:tcPr>
+            <w:tcW w:type="dxa" w:w="8640"/>
+          </w:tcPr>
+          <w:p>
+            <w:pPr>
+              <w:spacing w:before="40"/>
+            </w:pPr>
+          </w:p>
+        </w:tc>
+      </w:tr>
+    </w:tbl>
+    <w:p/>
     <w:p>
       <w:r>
         <w:rPr>
@@ -634,22 +568,32 @@
         <w:t>[1]</w:t>
       </w:r>
     </w:p>
-    <w:p>
-      <w:pPr>
-        <w:spacing w:before="260"/>
-        <w:pBdr>
-          <w:bottom w:val="single" w:sz="4" w:space="1" w:color="AAB4C0"/>
-        </w:pBdr>
-      </w:pPr>
-    </w:p>
-    <w:p>
-      <w:pPr>
-        <w:spacing w:before="260"/>
-        <w:pBdr>
-          <w:bottom w:val="single" w:sz="4" w:space="1" w:color="AAB4C0"/>
-        </w:pBdr>
-      </w:pPr>
-    </w:p>
+    <w:tbl>
+      <w:tblPr>
+        <w:tblStyle w:val="TableGrid"/>
+        <w:tblW w:type="auto" w:w="0"/>
+        <w:tblLook w:firstColumn="1" w:firstRow="1" w:lastColumn="0" w:lastRow="0" w:noHBand="0" w:noVBand="1" w:val="04A0"/>
+      </w:tblPr>
+      <w:tblGrid>
+        <w:gridCol w:w="8640"/>
+      </w:tblGrid>
+      <w:tr>
+        <w:trPr>
+          <w:trHeight w:val="680" w:hRule="atLeast"/>
+        </w:trPr>
+        <w:tc>
+          <w:tcPr>
+            <w:tcW w:type="dxa" w:w="8640"/>
+          </w:tcPr>
+          <w:p>
+            <w:pPr>
+              <w:spacing w:before="40"/>
+            </w:pPr>
+          </w:p>
+        </w:tc>
+      </w:tr>
+    </w:tbl>
+    <w:p/>
     <w:p>
       <w:r>
         <w:rPr>
@@ -708,54 +652,32 @@
         <w:t xml:space="preserve"> traversal output, and state what is special about the in-order output.</w:t>
       </w:r>
     </w:p>
-    <w:p>
-      <w:pPr>
-        <w:spacing w:before="260"/>
-        <w:pBdr>
-          <w:bottom w:val="single" w:sz="4" w:space="1" w:color="AAB4C0"/>
-        </w:pBdr>
-      </w:pPr>
-    </w:p>
-    <w:p>
-      <w:pPr>
-        <w:spacing w:before="260"/>
-        <w:pBdr>
-          <w:bottom w:val="single" w:sz="4" w:space="1" w:color="AAB4C0"/>
-        </w:pBdr>
-      </w:pPr>
-    </w:p>
-    <w:p>
-      <w:pPr>
-        <w:spacing w:before="260"/>
-        <w:pBdr>
-          <w:bottom w:val="single" w:sz="4" w:space="1" w:color="AAB4C0"/>
-        </w:pBdr>
-      </w:pPr>
-    </w:p>
-    <w:p>
-      <w:pPr>
-        <w:spacing w:before="260"/>
-        <w:pBdr>
-          <w:bottom w:val="single" w:sz="4" w:space="1" w:color="AAB4C0"/>
-        </w:pBdr>
-      </w:pPr>
-    </w:p>
-    <w:p>
-      <w:pPr>
-        <w:spacing w:before="260"/>
-        <w:pBdr>
-          <w:bottom w:val="single" w:sz="4" w:space="1" w:color="AAB4C0"/>
-        </w:pBdr>
-      </w:pPr>
-    </w:p>
-    <w:p>
-      <w:pPr>
-        <w:spacing w:before="260"/>
-        <w:pBdr>
-          <w:bottom w:val="single" w:sz="4" w:space="1" w:color="AAB4C0"/>
-        </w:pBdr>
-      </w:pPr>
-    </w:p>
+    <w:tbl>
+      <w:tblPr>
+        <w:tblStyle w:val="TableGrid"/>
+        <w:tblW w:type="auto" w:w="0"/>
+        <w:tblLook w:firstColumn="1" w:firstRow="1" w:lastColumn="0" w:lastRow="0" w:noHBand="0" w:noVBand="1" w:val="04A0"/>
+      </w:tblPr>
+      <w:tblGrid>
+        <w:gridCol w:w="8640"/>
+      </w:tblGrid>
+      <w:tr>
+        <w:trPr>
+          <w:trHeight w:val="2040" w:hRule="atLeast"/>
+        </w:trPr>
+        <w:tc>
+          <w:tcPr>
+            <w:tcW w:type="dxa" w:w="8640"/>
+          </w:tcPr>
+          <w:p>
+            <w:pPr>
+              <w:spacing w:before="40"/>
+            </w:pPr>
+          </w:p>
+        </w:tc>
+      </w:tr>
+    </w:tbl>
+    <w:p/>
     <w:p>
       <w:pPr>
         <w:shd w:fill="F2F2F2"/>
@@ -848,94 +770,32 @@
         <w:t xml:space="preserve"> in the weighted, undirected graph below. Show your working in a table of tentative distances and the order in which nodes are visited.</w:t>
       </w:r>
     </w:p>
-    <w:p>
-      <w:pPr>
-        <w:spacing w:before="260"/>
-        <w:pBdr>
-          <w:bottom w:val="single" w:sz="4" w:space="1" w:color="AAB4C0"/>
-        </w:pBdr>
-      </w:pPr>
-    </w:p>
-    <w:p>
-      <w:pPr>
-        <w:spacing w:before="260"/>
-        <w:pBdr>
-          <w:bottom w:val="single" w:sz="4" w:space="1" w:color="AAB4C0"/>
-        </w:pBdr>
-      </w:pPr>
-    </w:p>
-    <w:p>
-      <w:pPr>
-        <w:spacing w:before="260"/>
-        <w:pBdr>
-          <w:bottom w:val="single" w:sz="4" w:space="1" w:color="AAB4C0"/>
-        </w:pBdr>
-      </w:pPr>
-    </w:p>
-    <w:p>
-      <w:pPr>
-        <w:spacing w:before="260"/>
-        <w:pBdr>
-          <w:bottom w:val="single" w:sz="4" w:space="1" w:color="AAB4C0"/>
-        </w:pBdr>
-      </w:pPr>
-    </w:p>
-    <w:p>
-      <w:pPr>
-        <w:spacing w:before="260"/>
-        <w:pBdr>
-          <w:bottom w:val="single" w:sz="4" w:space="1" w:color="AAB4C0"/>
-        </w:pBdr>
-      </w:pPr>
-    </w:p>
-    <w:p>
-      <w:pPr>
-        <w:spacing w:before="260"/>
-        <w:pBdr>
-          <w:bottom w:val="single" w:sz="4" w:space="1" w:color="AAB4C0"/>
-        </w:pBdr>
-      </w:pPr>
-    </w:p>
-    <w:p>
-      <w:pPr>
-        <w:spacing w:before="260"/>
-        <w:pBdr>
-          <w:bottom w:val="single" w:sz="4" w:space="1" w:color="AAB4C0"/>
-        </w:pBdr>
-      </w:pPr>
-    </w:p>
-    <w:p>
-      <w:pPr>
-        <w:spacing w:before="260"/>
-        <w:pBdr>
-          <w:bottom w:val="single" w:sz="4" w:space="1" w:color="AAB4C0"/>
-        </w:pBdr>
-      </w:pPr>
-    </w:p>
-    <w:p>
-      <w:pPr>
-        <w:spacing w:before="260"/>
-        <w:pBdr>
-          <w:bottom w:val="single" w:sz="4" w:space="1" w:color="AAB4C0"/>
-        </w:pBdr>
-      </w:pPr>
-    </w:p>
-    <w:p>
-      <w:pPr>
-        <w:spacing w:before="260"/>
-        <w:pBdr>
-          <w:bottom w:val="single" w:sz="4" w:space="1" w:color="AAB4C0"/>
-        </w:pBdr>
-      </w:pPr>
-    </w:p>
-    <w:p>
-      <w:pPr>
-        <w:spacing w:before="260"/>
-        <w:pBdr>
-          <w:bottom w:val="single" w:sz="4" w:space="1" w:color="AAB4C0"/>
-        </w:pBdr>
-      </w:pPr>
-    </w:p>
+    <w:tbl>
+      <w:tblPr>
+        <w:tblStyle w:val="TableGrid"/>
+        <w:tblW w:type="auto" w:w="0"/>
+        <w:tblLook w:firstColumn="1" w:firstRow="1" w:lastColumn="0" w:lastRow="0" w:noHBand="0" w:noVBand="1" w:val="04A0"/>
+      </w:tblPr>
+      <w:tblGrid>
+        <w:gridCol w:w="8640"/>
+      </w:tblGrid>
+      <w:tr>
+        <w:trPr>
+          <w:trHeight w:val="3740" w:hRule="atLeast"/>
+        </w:trPr>
+        <w:tc>
+          <w:tcPr>
+            <w:tcW w:type="dxa" w:w="8640"/>
+          </w:tcPr>
+          <w:p>
+            <w:pPr>
+              <w:spacing w:before="40"/>
+            </w:pPr>
+          </w:p>
+        </w:tc>
+      </w:tr>
+    </w:tbl>
+    <w:p/>
     <w:p>
       <w:pPr>
         <w:shd w:fill="F2F2F2"/>
